--- a/cep-iot-bus-stop/chapters/Appendix_A_System_Logic.docx
+++ b/cep-iot-bus-stop/chapters/Appendix_A_System_Logic.docx
@@ -419,7 +419,7 @@
       <w:pgMar w:top="1361" w:right="1134" w:bottom="1134" w:left="1134" w:header="720" w:footer="720" w:gutter="0"/>
       <w:cols w:space="720"/>
       <w:docGrid w:linePitch="360"/>
-      <w:pgNumType w:start="91"/>
+      <w:pgNumType w:start="89"/>
     </w:sectPr>
   </w:body>
 </w:document>
